--- a/AI/planning/beta-20260913/정리본/왕국군_키우기_사업소개서.docx
+++ b/AI/planning/beta-20260913/정리본/왕국군_키우기_사업소개서.docx
@@ -124,34 +124,7 @@
     </w:p>
     <w:p>
       <w:r>
-        <w:rPr>
-          <w:b w:val="0"/>
-        </w:rPr>
-        <w:t xml:space="preserve">판매 검증의 중심은 </w:t>
-      </w:r>
-      <w:r>
-        <w:rPr>
-          <w:b/>
-        </w:rPr>
-        <w:t>30일 시즌 패스와 일회성 성장 펀드</w:t>
-      </w:r>
-      <w:r>
-        <w:rPr>
-          <w:b w:val="0"/>
-        </w:rPr>
-        <w:t xml:space="preserve">다. 무료 진행을 바탕으로 확정 보상과 성장 선택의 가치를 판매한다. 첫 제작 범위는 </w:t>
-      </w:r>
-      <w:r>
-        <w:rPr>
-          <w:b/>
-        </w:rPr>
-        <w:t>3스테이지 33웨이브</w:t>
-      </w:r>
-      <w:r>
-        <w:rPr>
-          <w:b w:val="0"/>
-        </w:rPr>
-        <w:t>, 전용 던전 2종 각 5단계다.</w:t>
+        <w:t>판매 검증의 중심은 30일 시즌 패스와 일회성 성장 펀드다. 무료 진행을 바탕으로 확정 보상과 성장 선택의 가치를 판매한다. 첫 3지역 33구간 이후에는 테마를 순환하며 무한 진행한다. 전용 던전은 2종, 각 5단계다.</w:t>
       </w:r>
     </w:p>
     <w:p>
@@ -1752,6 +1725,24 @@
         <w:t>진도 부족은 새 적·보스 추가로, 성장 편차는 재화 수급·소모 조정으로 대응한다. 자동 전투의 선택감은 직업별 역할이 드러나는 적 구성으로 검증한다.</w:t>
       </w:r>
     </w:p>
+    <w:p>
+      <w:pPr>
+        <w:pStyle w:val="Heading1"/>
+      </w:pPr>
+      <w:r>
+        <w:t>2026년 9월 운영 개정</w:t>
+      </w:r>
+    </w:p>
+    <w:p>
+      <w:r>
+        <w:t>초반 세 지역 이후에도 장 번호와 난도가 증가하는 순환 진행, 장비 분해·강화석 성장·자동 분해, 육성 메뉴의 루비 영구 성장 탭을 반영한다. 전직별 피격과 보스 접근을 정비하고 구매 에셋과 Comfy 공정을 조합해 마탑 시각 품질을 개선한다. 출시·매출 성과를 의미하는 변경은 아니다.</w:t>
+      </w:r>
+    </w:p>
+    <w:p>
+      <w:r>
+        <w:t>환생은 골드와 일시 골드 강화를 초기화하는 전통적 구조를 준비한다. 영구 보상의 구체적 유형과 경제 곡선은 사용자 문답으로 확정하며 실제 계정 초기화를 미리 적용하지 않는다.</w:t>
+      </w:r>
+    </w:p>
     <w:sectPr>
       <w:footerReference w:type="default" r:id="rId9"/>
       <w:pgSz w:w="11906" w:h="16838"/>

--- a/AI/planning/beta-20260913/정리본/왕국군_키우기_사업소개서.docx
+++ b/AI/planning/beta-20260913/정리본/왕국군_키우기_사업소개서.docx
@@ -96,22 +96,7 @@
     </w:p>
     <w:p>
       <w:r>
-        <w:rPr>
-          <w:b w:val="0"/>
-        </w:rPr>
-        <w:t xml:space="preserve">필수 스킬은 진도로 확정 해금하고 일일 보상은 구매·광고·뽑기 없이 완료할 수 있게 설계한다. 장비 수집의 확률과 강화 실패가 겹치지 않도록 </w:t>
-      </w:r>
-      <w:r>
-        <w:rPr>
-          <w:b/>
-        </w:rPr>
-        <w:t>동일 장비 강화는 100% 성공</w:t>
-      </w:r>
-      <w:r>
-        <w:rPr>
-          <w:b w:val="0"/>
-        </w:rPr>
-        <w:t>으로 구성한다.</w:t>
+        <w:t>필수 스킬은 진도로 확정 해금하고 일일 보상은 구매·광고·뽑기 없이 완료할 수 있게 설계한다. 장비 수집의 확률과 강화 실패가 겹치지 않도록 장비 강화는 강화석을 사용하며 100% 성공으로 구성한다.</w:t>
       </w:r>
     </w:p>
     <w:p>
@@ -124,7 +109,7 @@
     </w:p>
     <w:p>
       <w:r>
-        <w:t>판매 검증의 중심은 30일 시즌 패스와 일회성 성장 펀드다. 무료 진행을 바탕으로 확정 보상과 성장 선택의 가치를 판매한다. 첫 3지역 33구간 이후에는 테마를 순환하며 무한 진행한다. 전용 던전은 2종, 각 5단계다.</w:t>
+        <w:t>첫 수익화 구성은 저가 고대주화, 뽑기권 혼합 패키지와 무기한 광고 제거다. 선택형 광고는 일일 뽑기권과 재접속 보상 추가 수령에 사용한다. 무료 진행과 기존 일일 완료 경로를 유지한다. 현재 버전은 상점 화면 미리보기 단계이며 실제 판매·광고 수익이 발생한 상태는 아니다.</w:t>
       </w:r>
     </w:p>
     <w:p>
@@ -176,11 +161,7 @@
         <w:keepNext/>
       </w:pPr>
       <w:r>
-        <w:rPr>
-          <w:b/>
-          <w:color w:val="000000"/>
-        </w:rPr>
-        <w:t>우선 판매 검증 후보</w:t>
+        <w:t>최초 상점 구성과 개발 예정 가격</w:t>
       </w:r>
     </w:p>
     <w:tbl>
@@ -225,11 +206,6 @@
               <w:jc w:val="center"/>
             </w:pPr>
             <w:r>
-              <w:rPr>
-                <w:b/>
-                <w:color w:val="000000"/>
-                <w:sz w:val="18"/>
-              </w:rPr>
               <w:t>상품</w:t>
             </w:r>
           </w:p>
@@ -259,12 +235,7 @@
               <w:jc w:val="center"/>
             </w:pPr>
             <w:r>
-              <w:rPr>
-                <w:b/>
-                <w:color w:val="000000"/>
-                <w:sz w:val="18"/>
-              </w:rPr>
-              <w:t>검증 가격</w:t>
+              <w:t>개발 예정 가격</w:t>
             </w:r>
           </w:p>
         </w:tc>
@@ -293,12 +264,7 @@
               <w:jc w:val="center"/>
             </w:pPr>
             <w:r>
-              <w:rPr>
-                <w:b/>
-                <w:color w:val="000000"/>
-                <w:sz w:val="18"/>
-              </w:rPr>
-              <w:t>판매 가치</w:t>
+              <w:t>확정 구성</w:t>
             </w:r>
           </w:p>
         </w:tc>
@@ -331,12 +297,7 @@
               <w:spacing w:after="20" w:before="0" w:line="259" w:lineRule="auto"/>
             </w:pPr>
             <w:r>
-              <w:rPr>
-                <w:b w:val="0"/>
-                <w:color w:val="000000"/>
-                <w:sz w:val="18"/>
-              </w:rPr>
-              <w:t>30일 시즌 패스</w:t>
+              <w:t>광고 제거 무기한</w:t>
             </w:r>
           </w:p>
         </w:tc>
@@ -364,12 +325,7 @@
               <w:spacing w:after="20" w:before="0" w:line="259" w:lineRule="auto"/>
             </w:pPr>
             <w:r>
-              <w:rPr>
-                <w:b w:val="0"/>
-                <w:color w:val="000000"/>
-                <w:sz w:val="18"/>
-              </w:rPr>
-              <w:t>9,900원</w:t>
+              <w:t>3,900원</w:t>
             </w:r>
           </w:p>
         </w:tc>
@@ -397,12 +353,7 @@
               <w:spacing w:after="20" w:before="0" w:line="259" w:lineRule="auto"/>
             </w:pPr>
             <w:r>
-              <w:rPr>
-                <w:b w:val="0"/>
-                <w:color w:val="000000"/>
-                <w:sz w:val="18"/>
-              </w:rPr>
-              <w:t>기존 일일·주간 진행에 추가 고대 주화와 비전 지식 지급</w:t>
+              <w:t>모든 광고 제거. 보상형 영상 없이 보상 수령, 횟수 제한 유지</w:t>
             </w:r>
           </w:p>
         </w:tc>
@@ -431,16 +382,11 @@
           </w:tcPr>
           <w:p>
             <w:pPr>
-              <w:keepNext w:val="0"/>
+              <w:keepNext/>
               <w:spacing w:after="20" w:before="0" w:line="259" w:lineRule="auto"/>
             </w:pPr>
             <w:r>
-              <w:rPr>
-                <w:b w:val="0"/>
-                <w:color w:val="000000"/>
-                <w:sz w:val="18"/>
-              </w:rPr>
-              <w:t>일회성 성장 펀드</w:t>
+              <w:t>고대주화 1,000개</w:t>
             </w:r>
           </w:p>
         </w:tc>
@@ -464,16 +410,11 @@
           </w:tcPr>
           <w:p>
             <w:pPr>
-              <w:keepNext w:val="0"/>
+              <w:keepNext/>
               <w:spacing w:after="20" w:before="0" w:line="259" w:lineRule="auto"/>
             </w:pPr>
             <w:r>
-              <w:rPr>
-                <w:b w:val="0"/>
-                <w:color w:val="000000"/>
-                <w:sz w:val="18"/>
-              </w:rPr>
-              <w:t>11,000원</w:t>
+              <w:t>1,000원</w:t>
             </w:r>
           </w:p>
         </w:tc>
@@ -497,16 +438,456 @@
           </w:tcPr>
           <w:p>
             <w:pPr>
-              <w:keepNext w:val="0"/>
+              <w:keepNext/>
               <w:spacing w:after="20" w:before="0" w:line="259" w:lineRule="auto"/>
             </w:pPr>
             <w:r>
-              <w:rPr>
-                <w:b w:val="0"/>
-                <w:color w:val="000000"/>
-                <w:sz w:val="18"/>
-              </w:rPr>
-              <w:t>메인 최초 클리어에 맞춘 확정 성장 재화, 완료 조건 소급 수령</w:t>
+              <w:t>기본 주화 상품</w:t>
+            </w:r>
+          </w:p>
+        </w:tc>
+      </w:tr>
+      <w:tr>
+        <w:trPr>
+          <w:cantSplit/>
+        </w:trPr>
+        <w:tc>
+          <w:tcPr>
+            <w:tcW w:type="dxa" w:w="2324"/>
+            <w:vAlign w:val="center"/>
+            <w:tcMar>
+              <w:top w:w="85" w:type="dxa"/>
+              <w:bottom w:w="85" w:type="dxa"/>
+              <w:left w:w="90" w:type="dxa"/>
+              <w:right w:w="90" w:type="dxa"/>
+            </w:tcMar>
+            <w:tcBorders>
+              <w:top w:val="single" w:sz="4" w:color="D9D9D9"/>
+              <w:bottom w:val="single" w:sz="4" w:color="D9D9D9"/>
+              <w:left w:val="single" w:sz="4" w:color="D9D9D9"/>
+              <w:right w:val="single" w:sz="4" w:color="D9D9D9"/>
+            </w:tcBorders>
+            <w:shd w:fill="FFFFFF"/>
+          </w:tcPr>
+          <w:p>
+            <w:pPr>
+              <w:keepNext/>
+              <w:spacing w:after="20" w:before="0" w:line="259" w:lineRule="auto"/>
+            </w:pPr>
+            <w:r>
+              <w:t>고대주화 3,300개</w:t>
+            </w:r>
+          </w:p>
+        </w:tc>
+        <w:tc>
+          <w:tcPr>
+            <w:tcW w:type="dxa" w:w="1814"/>
+            <w:vAlign w:val="center"/>
+            <w:tcMar>
+              <w:top w:w="85" w:type="dxa"/>
+              <w:bottom w:w="85" w:type="dxa"/>
+              <w:left w:w="90" w:type="dxa"/>
+              <w:right w:w="90" w:type="dxa"/>
+            </w:tcMar>
+            <w:tcBorders>
+              <w:top w:val="single" w:sz="4" w:color="D9D9D9"/>
+              <w:bottom w:val="single" w:sz="4" w:color="D9D9D9"/>
+              <w:left w:val="single" w:sz="4" w:color="D9D9D9"/>
+              <w:right w:val="single" w:sz="4" w:color="D9D9D9"/>
+            </w:tcBorders>
+            <w:shd w:fill="FFFFFF"/>
+          </w:tcPr>
+          <w:p>
+            <w:pPr>
+              <w:keepNext/>
+              <w:spacing w:after="20" w:before="0" w:line="259" w:lineRule="auto"/>
+            </w:pPr>
+            <w:r>
+              <w:t>3,000원</w:t>
+            </w:r>
+          </w:p>
+        </w:tc>
+        <w:tc>
+          <w:tcPr>
+            <w:tcW w:type="dxa" w:w="5613"/>
+            <w:vAlign w:val="center"/>
+            <w:tcMar>
+              <w:top w:w="85" w:type="dxa"/>
+              <w:bottom w:w="85" w:type="dxa"/>
+              <w:left w:w="90" w:type="dxa"/>
+              <w:right w:w="90" w:type="dxa"/>
+            </w:tcMar>
+            <w:tcBorders>
+              <w:top w:val="single" w:sz="4" w:color="D9D9D9"/>
+              <w:bottom w:val="single" w:sz="4" w:color="D9D9D9"/>
+              <w:left w:val="single" w:sz="4" w:color="D9D9D9"/>
+              <w:right w:val="single" w:sz="4" w:color="D9D9D9"/>
+            </w:tcBorders>
+            <w:shd w:fill="FFFFFF"/>
+          </w:tcPr>
+          <w:p>
+            <w:pPr>
+              <w:keepNext/>
+              <w:spacing w:after="20" w:before="0" w:line="259" w:lineRule="auto"/>
+            </w:pPr>
+            <w:r>
+              <w:t>기본 3,000개 + 추가 300개, 기본 단가 대비 10% 추가</w:t>
+            </w:r>
+          </w:p>
+        </w:tc>
+      </w:tr>
+      <w:tr>
+        <w:trPr>
+          <w:cantSplit/>
+        </w:trPr>
+        <w:tc>
+          <w:tcPr>
+            <w:tcW w:type="dxa" w:w="2324"/>
+            <w:vAlign w:val="center"/>
+            <w:tcMar>
+              <w:top w:w="85" w:type="dxa"/>
+              <w:bottom w:w="85" w:type="dxa"/>
+              <w:left w:w="90" w:type="dxa"/>
+              <w:right w:w="90" w:type="dxa"/>
+            </w:tcMar>
+            <w:tcBorders>
+              <w:top w:val="single" w:sz="4" w:color="D9D9D9"/>
+              <w:bottom w:val="single" w:sz="4" w:color="D9D9D9"/>
+              <w:left w:val="single" w:sz="4" w:color="D9D9D9"/>
+              <w:right w:val="single" w:sz="4" w:color="D9D9D9"/>
+            </w:tcBorders>
+            <w:shd w:fill="FFFFFF"/>
+          </w:tcPr>
+          <w:p>
+            <w:pPr>
+              <w:keepNext/>
+              <w:spacing w:after="20" w:before="0" w:line="259" w:lineRule="auto"/>
+            </w:pPr>
+            <w:r>
+              <w:t>고대주화 5,750개</w:t>
+            </w:r>
+          </w:p>
+        </w:tc>
+        <w:tc>
+          <w:tcPr>
+            <w:tcW w:type="dxa" w:w="1814"/>
+            <w:vAlign w:val="center"/>
+            <w:tcMar>
+              <w:top w:w="85" w:type="dxa"/>
+              <w:bottom w:w="85" w:type="dxa"/>
+              <w:left w:w="90" w:type="dxa"/>
+              <w:right w:w="90" w:type="dxa"/>
+            </w:tcMar>
+            <w:tcBorders>
+              <w:top w:val="single" w:sz="4" w:color="D9D9D9"/>
+              <w:bottom w:val="single" w:sz="4" w:color="D9D9D9"/>
+              <w:left w:val="single" w:sz="4" w:color="D9D9D9"/>
+              <w:right w:val="single" w:sz="4" w:color="D9D9D9"/>
+            </w:tcBorders>
+            <w:shd w:fill="FFFFFF"/>
+          </w:tcPr>
+          <w:p>
+            <w:pPr>
+              <w:keepNext/>
+              <w:spacing w:after="20" w:before="0" w:line="259" w:lineRule="auto"/>
+            </w:pPr>
+            <w:r>
+              <w:t>5,000원</w:t>
+            </w:r>
+          </w:p>
+        </w:tc>
+        <w:tc>
+          <w:tcPr>
+            <w:tcW w:type="dxa" w:w="5613"/>
+            <w:vAlign w:val="center"/>
+            <w:tcMar>
+              <w:top w:w="85" w:type="dxa"/>
+              <w:bottom w:w="85" w:type="dxa"/>
+              <w:left w:w="90" w:type="dxa"/>
+              <w:right w:w="90" w:type="dxa"/>
+            </w:tcMar>
+            <w:tcBorders>
+              <w:top w:val="single" w:sz="4" w:color="D9D9D9"/>
+              <w:bottom w:val="single" w:sz="4" w:color="D9D9D9"/>
+              <w:left w:val="single" w:sz="4" w:color="D9D9D9"/>
+              <w:right w:val="single" w:sz="4" w:color="D9D9D9"/>
+            </w:tcBorders>
+            <w:shd w:fill="FFFFFF"/>
+          </w:tcPr>
+          <w:p>
+            <w:pPr>
+              <w:keepNext/>
+              <w:spacing w:after="20" w:before="0" w:line="259" w:lineRule="auto"/>
+            </w:pPr>
+            <w:r>
+              <w:t>기본 5,000개 + 추가 750개, 기본 단가 대비 15% 추가</w:t>
+            </w:r>
+          </w:p>
+        </w:tc>
+      </w:tr>
+      <w:tr>
+        <w:trPr>
+          <w:cantSplit/>
+        </w:trPr>
+        <w:tc>
+          <w:tcPr>
+            <w:tcW w:type="dxa" w:w="2324"/>
+            <w:vAlign w:val="center"/>
+            <w:tcMar>
+              <w:top w:w="85" w:type="dxa"/>
+              <w:bottom w:w="85" w:type="dxa"/>
+              <w:left w:w="90" w:type="dxa"/>
+              <w:right w:w="90" w:type="dxa"/>
+            </w:tcMar>
+            <w:tcBorders>
+              <w:top w:val="single" w:sz="4" w:color="D9D9D9"/>
+              <w:bottom w:val="single" w:sz="4" w:color="D9D9D9"/>
+              <w:left w:val="single" w:sz="4" w:color="D9D9D9"/>
+              <w:right w:val="single" w:sz="4" w:color="D9D9D9"/>
+            </w:tcBorders>
+            <w:shd w:fill="FFFFFF"/>
+          </w:tcPr>
+          <w:p>
+            <w:pPr>
+              <w:keepNext/>
+              <w:spacing w:after="20" w:before="0" w:line="259" w:lineRule="auto"/>
+            </w:pPr>
+            <w:r>
+              <w:t>고대주화 12,000개</w:t>
+            </w:r>
+          </w:p>
+        </w:tc>
+        <w:tc>
+          <w:tcPr>
+            <w:tcW w:type="dxa" w:w="1814"/>
+            <w:vAlign w:val="center"/>
+            <w:tcMar>
+              <w:top w:w="85" w:type="dxa"/>
+              <w:bottom w:w="85" w:type="dxa"/>
+              <w:left w:w="90" w:type="dxa"/>
+              <w:right w:w="90" w:type="dxa"/>
+            </w:tcMar>
+            <w:tcBorders>
+              <w:top w:val="single" w:sz="4" w:color="D9D9D9"/>
+              <w:bottom w:val="single" w:sz="4" w:color="D9D9D9"/>
+              <w:left w:val="single" w:sz="4" w:color="D9D9D9"/>
+              <w:right w:val="single" w:sz="4" w:color="D9D9D9"/>
+            </w:tcBorders>
+            <w:shd w:fill="FFFFFF"/>
+          </w:tcPr>
+          <w:p>
+            <w:pPr>
+              <w:keepNext/>
+              <w:spacing w:after="20" w:before="0" w:line="259" w:lineRule="auto"/>
+            </w:pPr>
+            <w:r>
+              <w:t>10,000원</w:t>
+            </w:r>
+          </w:p>
+        </w:tc>
+        <w:tc>
+          <w:tcPr>
+            <w:tcW w:type="dxa" w:w="5613"/>
+            <w:vAlign w:val="center"/>
+            <w:tcMar>
+              <w:top w:w="85" w:type="dxa"/>
+              <w:bottom w:w="85" w:type="dxa"/>
+              <w:left w:w="90" w:type="dxa"/>
+              <w:right w:w="90" w:type="dxa"/>
+            </w:tcMar>
+            <w:tcBorders>
+              <w:top w:val="single" w:sz="4" w:color="D9D9D9"/>
+              <w:bottom w:val="single" w:sz="4" w:color="D9D9D9"/>
+              <w:left w:val="single" w:sz="4" w:color="D9D9D9"/>
+              <w:right w:val="single" w:sz="4" w:color="D9D9D9"/>
+            </w:tcBorders>
+            <w:shd w:fill="FFFFFF"/>
+          </w:tcPr>
+          <w:p>
+            <w:pPr>
+              <w:keepNext/>
+              <w:spacing w:after="20" w:before="0" w:line="259" w:lineRule="auto"/>
+            </w:pPr>
+            <w:r>
+              <w:t>기본 10,000개 + 추가 2,000개, 기본 단가 대비 20% 추가</w:t>
+            </w:r>
+          </w:p>
+        </w:tc>
+      </w:tr>
+      <w:tr>
+        <w:trPr>
+          <w:cantSplit/>
+        </w:trPr>
+        <w:tc>
+          <w:tcPr>
+            <w:tcW w:type="dxa" w:w="2324"/>
+            <w:vAlign w:val="center"/>
+            <w:tcMar>
+              <w:top w:w="85" w:type="dxa"/>
+              <w:bottom w:w="85" w:type="dxa"/>
+              <w:left w:w="90" w:type="dxa"/>
+              <w:right w:w="90" w:type="dxa"/>
+            </w:tcMar>
+            <w:tcBorders>
+              <w:top w:val="single" w:sz="4" w:color="D9D9D9"/>
+              <w:bottom w:val="single" w:sz="4" w:color="D9D9D9"/>
+              <w:left w:val="single" w:sz="4" w:color="D9D9D9"/>
+              <w:right w:val="single" w:sz="4" w:color="D9D9D9"/>
+            </w:tcBorders>
+            <w:shd w:fill="FFFFFF"/>
+          </w:tcPr>
+          <w:p>
+            <w:pPr>
+              <w:keepNext/>
+              <w:spacing w:after="20" w:before="0" w:line="259" w:lineRule="auto"/>
+            </w:pPr>
+            <w:r>
+              <w:t>작은 보급 패키지</w:t>
+            </w:r>
+          </w:p>
+        </w:tc>
+        <w:tc>
+          <w:tcPr>
+            <w:tcW w:type="dxa" w:w="1814"/>
+            <w:vAlign w:val="center"/>
+            <w:tcMar>
+              <w:top w:w="85" w:type="dxa"/>
+              <w:bottom w:w="85" w:type="dxa"/>
+              <w:left w:w="90" w:type="dxa"/>
+              <w:right w:w="90" w:type="dxa"/>
+            </w:tcMar>
+            <w:tcBorders>
+              <w:top w:val="single" w:sz="4" w:color="D9D9D9"/>
+              <w:bottom w:val="single" w:sz="4" w:color="D9D9D9"/>
+              <w:left w:val="single" w:sz="4" w:color="D9D9D9"/>
+              <w:right w:val="single" w:sz="4" w:color="D9D9D9"/>
+            </w:tcBorders>
+            <w:shd w:fill="FFFFFF"/>
+          </w:tcPr>
+          <w:p>
+            <w:pPr>
+              <w:keepNext/>
+              <w:spacing w:after="20" w:before="0" w:line="259" w:lineRule="auto"/>
+            </w:pPr>
+            <w:r>
+              <w:t>1,500원</w:t>
+            </w:r>
+          </w:p>
+        </w:tc>
+        <w:tc>
+          <w:tcPr>
+            <w:tcW w:type="dxa" w:w="5613"/>
+            <w:vAlign w:val="center"/>
+            <w:tcMar>
+              <w:top w:w="85" w:type="dxa"/>
+              <w:bottom w:w="85" w:type="dxa"/>
+              <w:left w:w="90" w:type="dxa"/>
+              <w:right w:w="90" w:type="dxa"/>
+            </w:tcMar>
+            <w:tcBorders>
+              <w:top w:val="single" w:sz="4" w:color="D9D9D9"/>
+              <w:bottom w:val="single" w:sz="4" w:color="D9D9D9"/>
+              <w:left w:val="single" w:sz="4" w:color="D9D9D9"/>
+              <w:right w:val="single" w:sz="4" w:color="D9D9D9"/>
+            </w:tcBorders>
+            <w:shd w:fill="FFFFFF"/>
+          </w:tcPr>
+          <w:p>
+            <w:pPr>
+              <w:keepNext/>
+              <w:spacing w:after="20" w:before="0" w:line="259" w:lineRule="auto"/>
+            </w:pPr>
+            <w:r>
+              <w:t>고대주화 1,500개 + 장비 뽑기권 10장 + 마탑 뽑기권 10장</w:t>
+            </w:r>
+          </w:p>
+        </w:tc>
+      </w:tr>
+      <w:tr>
+        <w:trPr>
+          <w:cantSplit/>
+        </w:trPr>
+        <w:tc>
+          <w:tcPr>
+            <w:tcW w:type="dxa" w:w="2324"/>
+            <w:vAlign w:val="center"/>
+            <w:tcMar>
+              <w:top w:w="85" w:type="dxa"/>
+              <w:bottom w:w="85" w:type="dxa"/>
+              <w:left w:w="90" w:type="dxa"/>
+              <w:right w:w="90" w:type="dxa"/>
+            </w:tcMar>
+            <w:tcBorders>
+              <w:top w:val="single" w:sz="4" w:color="D9D9D9"/>
+              <w:bottom w:val="single" w:sz="4" w:color="D9D9D9"/>
+              <w:left w:val="single" w:sz="4" w:color="D9D9D9"/>
+              <w:right w:val="single" w:sz="4" w:color="D9D9D9"/>
+            </w:tcBorders>
+            <w:shd w:fill="FFFFFF"/>
+          </w:tcPr>
+          <w:p>
+            <w:pPr>
+              <w:keepNext/>
+              <w:spacing w:after="20" w:before="0" w:line="259" w:lineRule="auto"/>
+            </w:pPr>
+            <w:r>
+              <w:t>든든한 보급 패키지</w:t>
+            </w:r>
+          </w:p>
+        </w:tc>
+        <w:tc>
+          <w:tcPr>
+            <w:tcW w:type="dxa" w:w="1814"/>
+            <w:vAlign w:val="center"/>
+            <w:tcMar>
+              <w:top w:w="85" w:type="dxa"/>
+              <w:bottom w:w="85" w:type="dxa"/>
+              <w:left w:w="90" w:type="dxa"/>
+              <w:right w:w="90" w:type="dxa"/>
+            </w:tcMar>
+            <w:tcBorders>
+              <w:top w:val="single" w:sz="4" w:color="D9D9D9"/>
+              <w:bottom w:val="single" w:sz="4" w:color="D9D9D9"/>
+              <w:left w:val="single" w:sz="4" w:color="D9D9D9"/>
+              <w:right w:val="single" w:sz="4" w:color="D9D9D9"/>
+            </w:tcBorders>
+            <w:shd w:fill="FFFFFF"/>
+          </w:tcPr>
+          <w:p>
+            <w:pPr>
+              <w:keepNext/>
+              <w:spacing w:after="20" w:before="0" w:line="259" w:lineRule="auto"/>
+            </w:pPr>
+            <w:r>
+              <w:t>3,900원</w:t>
+            </w:r>
+          </w:p>
+        </w:tc>
+        <w:tc>
+          <w:tcPr>
+            <w:tcW w:type="dxa" w:w="5613"/>
+            <w:vAlign w:val="center"/>
+            <w:tcMar>
+              <w:top w:w="85" w:type="dxa"/>
+              <w:bottom w:w="85" w:type="dxa"/>
+              <w:left w:w="90" w:type="dxa"/>
+              <w:right w:w="90" w:type="dxa"/>
+            </w:tcMar>
+            <w:tcBorders>
+              <w:top w:val="single" w:sz="4" w:color="D9D9D9"/>
+              <w:bottom w:val="single" w:sz="4" w:color="D9D9D9"/>
+              <w:left w:val="single" w:sz="4" w:color="D9D9D9"/>
+              <w:right w:val="single" w:sz="4" w:color="D9D9D9"/>
+            </w:tcBorders>
+            <w:shd w:fill="FFFFFF"/>
+          </w:tcPr>
+          <w:p>
+            <w:pPr>
+              <w:keepNext/>
+              <w:spacing w:after="20" w:before="0" w:line="259" w:lineRule="auto"/>
+            </w:pPr>
+            <w:r>
+              <w:t>고대주화 5,000개 + 장비 뽑기권 20장 + 마탑 뽑기권 20장</w:t>
             </w:r>
           </w:p>
         </w:tc>
@@ -526,18 +907,24 @@
     </w:p>
     <w:p>
       <w:r>
-        <w:rPr>
-          <w:b w:val="0"/>
-        </w:rPr>
-        <w:t>패스는 장기 이용자의 반복 구매, 성장 펀드는 초반 진행을 확인한 이용자의 첫 구매를 검증하는 상품이다. 무료 일일 완료 조건은 유지하고 유료 구매 때문에 추가 접속 숙제가 생기지 않게 한다.</w:t>
+        <w:t>광고 제거는 3,900원 1회 구매의 무기한 상품으로 설계한다. 모든 광고를 제거하고 보상형 광고는 영상 시청 없이 해당 보상을 수령한다. 일일 수령 횟수와 오프라인 추가 지급의 1회 제한은 그대로 유지하며 자동으로 보상을 반복 지급하지 않는다.</w:t>
       </w:r>
     </w:p>
     <w:p>
       <w:r>
-        <w:rPr>
-          <w:b w:val="0"/>
-        </w:rPr>
-        <w:t>가격은 테스트 후보로 두고 재화 수량은 무료 주간 공급 1,000~1,100주화와 성장 도달 시간을 기준으로 조정한다. 무료 공급과 유료 공급이 같은 장부에서 섞여 구매 가치가 과대평가되지 않게 구분한다.</w:t>
+        <w:t>뽑기 1회 50주화로 비교하면 작은 보급은 2,500주화 상당, 든든한 보급은 7,000주화 상당의 확정 구성이다. 현금 환급 가치로 안내하지 않는다. 광고·무료·유료 공급을 구분해 성장 편차와 구매 가치를 검증하며, 30일 시즌 패스와 성장 펀드는 현재 판매 구성에서 제외한다.</w:t>
+      </w:r>
+    </w:p>
+    <w:p>
+      <w:pPr/>
+      <w:r>
+        <w:t>재접속 기본 보상은 최대 6시간까지 누적하며 2배 광고 버튼을 제공한다. 상점에는 장비·마탑 뽑기권을 각각 광고 1회로 2장씩 하루 1회 받는 항목을 둔다. 고대주화 100개는 기준 골드 수입 30분치, 300개는 120분치와 교환하도록 설계한다.</w:t>
+      </w:r>
+    </w:p>
+    <w:p>
+      <w:pPr/>
+      <w:r>
+        <w:t>이번 버전의 상점은 화면 미리보기다. 구매·골드 교환·광고 버튼은 준비 중 토스트만 표시하며 결제, 광고 재생, 재화 차감, 보상 지급, 광고 제거 권리 활성화와 일일 횟수 변경은 하지 않는다. 실제 판매 가격은 향후 Google Play 상품 설정과 결제 화면의 현지화 가격을 기준으로 표시한다.</w:t>
       </w:r>
     </w:p>
     <w:p>
@@ -560,19 +947,9 @@
       <w:pPr>
         <w:spacing w:before="60" w:after="180"/>
       </w:pPr>
-      <m:oMathPara>
-        <m:oMath>
-          <m:r>
-            <m:rPr>
-              <m:sty m:val="p"/>
-            </m:rPr>
-            <w:rPr>
-              <w:rFonts w:ascii="Cambria Math" w:hAnsi="Cambria Math" w:eastAsia="맑은 고딕"/>
-            </w:rPr>
-            <m:t xml:space="preserve">월 총 결제액 = 9900 × 패스 결제 건수 + 11000 × 성장 펀드 결제 건수</m:t>
-          </m:r>
-        </m:oMath>
-      </m:oMathPara>
+      <w:r>
+        <w:t>월 총 결제액 = Σ (상품별 실제 결제 가격 × 확정 결제 건수)</w:t>
+      </w:r>
     </w:p>
     <w:p>
       <w:pPr>
@@ -594,10 +971,7 @@
     </w:p>
     <w:p>
       <w:r>
-        <w:rPr>
-          <w:b w:val="0"/>
-        </w:rPr>
-        <w:t>총 결제액에서 환불, 스토어 수수료와 변동 운영비를 각각 한 번 차감한 기여액을 획득 비용과 비교한다. 패스 재구매와 단발성 펀드 구매를 구분하고, 두 상품을 산 같은 이용자를 중복 이용자로 세지 않는다.</w:t>
+        <w:t>총 결제액에서 환불, 스토어 수수료와 변동 운영비를 각각 한 번 차감한 기여액을 획득 비용과 비교한다. 무기한 광고 제거의 1회 구매와 주화·패키지의 반복 구매, 광고 보상 참여를 구분한다. 복수 상품을 산 같은 이용자를 중복 이용자로 세지 않는다. 수익성은 실제 연동 후 관측하며 현재 UI 클릭 수를 매출로 계산하지 않는다.</w:t>
       </w:r>
     </w:p>
     <w:p>
@@ -634,10 +1008,7 @@
     </w:p>
     <w:p>
       <w:r>
-        <w:rPr>
-          <w:b w:val="0"/>
-        </w:rPr>
-        <w:t>기본 전투와 성장 체계를 유지하면서 스테이지별 새 적·배경·보스를 추가한다. 메인 보스는 루비 던전에서도 활용해 콘텐츠 제작의 사용 범위를 넓힌다. 신규 적은 전투 역할과 공략 변화가 있는 단위로 추가한다.</w:t>
+        <w:t>첫 세 지역 이후에도 장 번호와 난도가 증가하며 테마가 순환한다. 기본 전투와 성장 체계를 유지하면서 적·배경·보스를 확장하고, 메인 보스를 루비 던전에서도 활용한다. 환생은 골드·골드 강화를 초기화하고 전직·장비·마탑·루비 성장을 보존하는 현행 규격을 따른다. 매출·출시 성과를 의미하는 설명은 아니다.</w:t>
       </w:r>
     </w:p>
     <w:p>
@@ -980,12 +1351,7 @@
               <w:spacing w:after="20" w:before="0" w:line="259" w:lineRule="auto"/>
             </w:pPr>
             <w:r>
-              <w:rPr>
-                <w:b w:val="0"/>
-                <w:color w:val="000000"/>
-                <w:sz w:val="18"/>
-              </w:rPr>
-              <w:t>처음부터 베타 마지막 보스까지 이어지는 콘텐츠</w:t>
+              <w:t>첫 33구간과 이후 반복 테마가 연결되는 콘텐츠</w:t>
             </w:r>
           </w:p>
         </w:tc>
@@ -1122,11 +1488,6 @@
               <w:spacing w:after="20" w:before="0" w:line="259" w:lineRule="auto"/>
             </w:pPr>
             <w:r>
-              <w:rPr>
-                <w:b w:val="0"/>
-                <w:color w:val="000000"/>
-                <w:sz w:val="18"/>
-              </w:rPr>
               <w:t>사업화 검증</w:t>
             </w:r>
           </w:p>
@@ -1155,12 +1516,7 @@
               <w:spacing w:after="20" w:before="0" w:line="259" w:lineRule="auto"/>
             </w:pPr>
             <w:r>
-              <w:rPr>
-                <w:b w:val="0"/>
-                <w:color w:val="000000"/>
-                <w:sz w:val="18"/>
-              </w:rPr>
-              <w:t>패스·펀드 구성, 구매와 재구매, 유입별 전환</w:t>
+              <w:t>주화·패키지·광고 제거와 선택형 광고, 실제 결제·지급·복원</w:t>
             </w:r>
           </w:p>
         </w:tc>
@@ -1188,12 +1544,7 @@
               <w:spacing w:after="20" w:before="0" w:line="259" w:lineRule="auto"/>
             </w:pPr>
             <w:r>
-              <w:rPr>
-                <w:b w:val="0"/>
-                <w:color w:val="000000"/>
-                <w:sz w:val="18"/>
-              </w:rPr>
-              <w:t>상품별 관측 매출과 채널별 획득 효율</w:t>
+              <w:t>연동 후 관측한 상품별 매출과 채널별 획득 효율</w:t>
             </w:r>
           </w:p>
         </w:tc>
@@ -1645,11 +1996,6 @@
               <w:spacing w:after="20" w:before="0" w:line="259" w:lineRule="auto"/>
             </w:pPr>
             <w:r>
-              <w:rPr>
-                <w:b w:val="0"/>
-                <w:color w:val="000000"/>
-                <w:sz w:val="18"/>
-              </w:rPr>
               <w:t>사업 지표</w:t>
             </w:r>
           </w:p>
@@ -1678,12 +2024,7 @@
               <w:spacing w:after="20" w:before="0" w:line="259" w:lineRule="auto"/>
             </w:pPr>
             <w:r>
-              <w:rPr>
-                <w:b w:val="0"/>
-                <w:color w:val="000000"/>
-                <w:sz w:val="18"/>
-              </w:rPr>
-              <w:t>실제 D1·D7 복귀, 첫 구매, 상품별 구매율과 패스 재구매 관측</w:t>
+              <w:t>실제 D1·D7 복귀, 첫 구매, 상품별 구매율·반복 구매와 광고 보상 참여율</w:t>
             </w:r>
           </w:p>
         </w:tc>
@@ -1723,24 +2064,6 @@
           <w:b w:val="0"/>
         </w:rPr>
         <w:t>진도 부족은 새 적·보스 추가로, 성장 편차는 재화 수급·소모 조정으로 대응한다. 자동 전투의 선택감은 직업별 역할이 드러나는 적 구성으로 검증한다.</w:t>
-      </w:r>
-    </w:p>
-    <w:p>
-      <w:pPr>
-        <w:pStyle w:val="Heading1"/>
-      </w:pPr>
-      <w:r>
-        <w:t>2026년 9월 운영 개정</w:t>
-      </w:r>
-    </w:p>
-    <w:p>
-      <w:r>
-        <w:t>초반 세 지역 이후에도 장 번호와 난도가 증가하는 순환 진행, 장비 분해·강화석 성장·자동 분해, 육성 메뉴의 루비 영구 성장 탭을 반영한다. 전직별 피격과 보스 접근을 정비하고 구매 에셋과 Comfy 공정을 조합해 마탑 시각 품질을 개선한다. 출시·매출 성과를 의미하는 변경은 아니다.</w:t>
-      </w:r>
-    </w:p>
-    <w:p>
-      <w:r>
-        <w:t>환생은 골드와 일시 골드 강화를 초기화하는 전통적 구조를 준비한다. 영구 보상의 구체적 유형과 경제 곡선은 사용자 문답으로 확정하며 실제 계정 초기화를 미리 적용하지 않는다.</w:t>
       </w:r>
     </w:p>
     <w:sectPr>

--- a/AI/planning/beta-20260913/정리본/왕국군_키우기_사업소개서.docx
+++ b/AI/planning/beta-20260913/정리본/왕국군_키우기_사업소개서.docx
@@ -538,6 +538,70 @@
           <w:b w:val="0"/>
         </w:rPr>
         <w:t>가격은 테스트 후보로 두고 재화 수량은 무료 주간 공급 1,000~1,100주화와 성장 도달 시간을 기준으로 조정한다. 무료 공급과 유료 공급이 같은 장부에서 섞여 구매 가치가 과대평가되지 않게 구분한다.</w:t>
+      </w:r>
+    </w:p>
+    <w:p>
+      <w:pPr>
+        <w:pStyle w:val="Heading2"/>
+      </w:pPr>
+      <w:r>
+        <w:t>상점 미리보기</w:t>
+      </w:r>
+    </w:p>
+    <w:p>
+      <w:r>
+        <w:rPr>
+          <w:b w:val="0"/>
+        </w:rPr>
+        <w:t>햄버거 메뉴의 상점에서 팝업을 열고 추천 3종, 주화와 골드 6종, 매일 광고 2종의 총 11개 상품을 확인한다. 하단 네 탐색 탭은 기존 구성을 유지한다. 상점의 구매·교환·광고 버튼은 준비 중 안내만 표시하며 현재 재화를 지급하거나 소비하지 않는다.</w:t>
+      </w:r>
+    </w:p>
+    <w:p>
+      <w:r>
+        <w:rPr>
+          <w:b w:val="0"/>
+        </w:rPr>
+        <w:t>추천 상품의 예정 구성은 광고 제거 3,900원, 작은 보급 패키지 1,500원, 든든한 보급 패키지 3,900원이다. 광고 제거는 무기한 이용과 광고 보상의 영상 없는 수령을 표시하되 일일 횟수는 유지하는 안이다. 작은 패키지는 고대주화 1,500개와 장비·마탑 뽑기권 각 10장, 든든한 패키지는 고대주화 5,000개와 각 20장이다. 이 구성으로 실제 이용 권리나 보상을 부여하지 않는다.</w:t>
+      </w:r>
+    </w:p>
+    <w:p>
+      <w:r>
+        <w:rPr>
+          <w:b w:val="0"/>
+        </w:rPr>
+        <w:t>주화 상품의 예정가는 고대주화 1,000개 1,000원, 3,300개 3,000원, 5,750개 5,000원, 12,000개 10,000원이다. 골드 보급은 30분치에 고대주화 100개, 2시간치에 300개를 표시하는 미리보기다. 실제 판매가는 스토어 연동 후 확인하며 현재 구매나 교환은 실행되지 않는다.</w:t>
+      </w:r>
+    </w:p>
+    <w:p>
+      <w:r>
+        <w:rPr>
+          <w:b w:val="0"/>
+        </w:rPr>
+        <w:t>골드 미리보기는 기존 동적 퀘스트 골드의 2분 기준값을 2로 나눈 분당 수입에 30분 또는 120분을 곱하고 마지막에 내림한다. 안전 클리어 일반 웨이브, 검증된 킬/분과 현재 루비 골드 효과를 재사용하며 오프라인 효율 60%는 적용하지 않는다. 측정 전에는 기존 퀘스트의 분당 30골드 기준을 사용한다.</w:t>
+      </w:r>
+    </w:p>
+    <w:p>
+      <w:r>
+        <w:rPr>
+          <w:b w:val="0"/>
+        </w:rPr>
+        <w:t>매일 광고의 예정 구성은 장비 뽑기권 2장과 마탑 뽑기권 2장의 두 독립 상품이다. 각 상품은 하루 1회, 한국 시간 오전 0시 초기화로 표시한다. 현재 상점에서는 광고를 재생하거나 뽑기권을 지급하지 않는다.</w:t>
+      </w:r>
+    </w:p>
+    <w:p>
+      <w:r>
+        <w:rPr>
+          <w:b w:val="0"/>
+        </w:rPr>
+        <w:t>보유 고대주화는 기존 계정 지갑의 잔액을 읽는다. 유료 구매 원장, IAP 영수증 검증과 지급, 광고 제거 이용 권리, 뽑기권 원장과 일일 상품의 광고 보상 연동은 SDK·서버 담당 구현에 연결할 범위다. 상점 UI가 별도 재화 원장을 만들거나 현재 서버 조회·저장 정책을 변경하지 않는다.</w:t>
+      </w:r>
+    </w:p>
+    <w:p>
+      <w:r>
+        <w:rPr>
+          <w:b w:val="0"/>
+        </w:rPr>
+        <w:t>오프라인 보상의 최대 8시간과 팀에서 구현한 광고 재생·보상 2배 지급 경로를 유지한다. 상점의 매일 광고 미리보기는 이 기존 경로를 대체하지 않는다. 시즌 패스와 성장 펀드는 별도 판매 검증 후보로 보존하며 현재 11개 상점 상품에는 포함하지 않는다.</w:t>
       </w:r>
     </w:p>
     <w:p>

--- a/AI/planning/beta-20260913/정리본/왕국군_키우기_사업소개서.docx
+++ b/AI/planning/beta-20260913/정리본/왕국군_키우기_사업소개서.docx
@@ -601,7 +601,7 @@
         <w:rPr>
           <w:b w:val="0"/>
         </w:rPr>
-        <w:t>오프라인 보상의 최대 8시간과 팀에서 구현한 광고 재생·보상 2배 지급 경로를 유지한다. 상점의 매일 광고 미리보기는 이 기존 경로를 대체하지 않는다. 시즌 패스와 성장 펀드는 별도 판매 검증 후보로 보존하며 현재 11개 상점 상품에는 포함하지 않는다.</w:t>
+        <w:t>오프라인 보상은 현재 develop의 최대 8시간을 유지한다. 별도 팀원 브랜치의 광고 SDK와 보상 2배 구현은 이번 상점 통합에 포함하지 않는다. 상점의 매일 광고 미리보기는 이 기존 경로를 대체하지 않는다. 시즌 패스와 성장 펀드는 별도 판매 검증 후보로 보존하며 현재 11개 상점 상품에는 포함하지 않는다.</w:t>
       </w:r>
     </w:p>
     <w:p>
